--- a/middefense_a4267c93-96d6-4915-912a-d4c0878fa8c3.docx
+++ b/middefense_a4267c93-96d6-4915-912a-d4c0878fa8c3.docx
@@ -1044,6 +1044,18 @@
       <w:pPr>
         <w:spacing w:line="360" w:lineRule="auto"/>
         <w:jc w:val="both"/>
+      </w:pPr>
+      <w:r>
+        <w:rPr>
+          <w:rFonts w:ascii="Times New Roman" w:hAnsi="Times New Roman" w:cs="Times New Roman"/>
+        </w:rPr>
+        <w:t>Beyond detection, the system has been extended into a community-based safety network, delivered primarily through a React Native (Expo) mobile application backed by a JWT-authenticated REST API. Residents are registered as accounts with GPS-pinned locations shown on an interactive community map, and can flag suspicious activity to one another through a peer-reporting workflow that the flagged resident must personally validate before it is escalated. Confirmed peer reports and AI-detected events are merged into a single alert-triage pipeline, and a “Notify Community” action assembles a message packet (screenshot, device location, and alert details) and distributes it to all residents by email and in-app notification. This extends the system from a single-operator monitoring tool into a shared, human-validated community response network.</w:t>
+      </w:r>
+    </w:p>
+    <w:p>
+      <w:pPr>
+        <w:spacing w:line="360" w:lineRule="auto"/>
+        <w:jc w:val="both"/>
         <w:rPr>
           <w:rFonts w:ascii="Times New Roman" w:hAnsi="Times New Roman" w:cs="Times New Roman"/>
           <w:b/>
@@ -1076,6 +1088,12 @@
           <w:iCs/>
         </w:rPr>
         <w:t>Real-Time Surveillance, Context-Aware Analytics, Weapon Detection, Violence Detection, False-Alarm Reduction, YOLOv8, Privacy-Preserving Surveillance</w:t>
+      </w:r>
+      <w:r>
+        <w:rPr>
+          <w:rFonts w:ascii="Times New Roman" w:hAnsi="Times New Roman" w:cs="Times New Roman"/>
+        </w:rPr>
+        <w:t>, Community-Based Reporting, Mobile Application</w:t>
       </w:r>
     </w:p>
     <w:p>
@@ -4865,74 +4883,29 @@
       <w:tr>
         <w:tc>
           <w:tcPr>
-            <w:tcW w:w="2600" w:type="dxa"/>
-            <w:tcBorders>
-              <w:top w:val="single" w:sz="4" w:space="0" w:color="888888"/>
-              <w:left w:val="single" w:sz="4" w:space="0" w:color="888888"/>
-              <w:bottom w:val="single" w:sz="4" w:space="0" w:color="888888"/>
-              <w:right w:val="single" w:sz="4" w:space="0" w:color="888888"/>
-            </w:tcBorders>
-            <w:tcMar>
-              <w:top w:w="60" w:type="dxa"/>
-              <w:left w:w="110" w:type="dxa"/>
-              <w:bottom w:w="60" w:type="dxa"/>
-              <w:right w:w="110" w:type="dxa"/>
-            </w:tcMar>
-            <w:vAlign w:val="center"/>
-            <w:hideMark/>
+            <w:tcW w:type="dxa" w:w="2600"/>
           </w:tcPr>
           <w:p>
-            <w:pPr>
+            <w:r>
               <w:rPr>
                 <w:rFonts w:ascii="Times New Roman" w:hAnsi="Times New Roman" w:cs="Times New Roman"/>
                 <w:sz w:val="22"/>
-                <w:szCs w:val="20"/>
-              </w:rPr>
-            </w:pPr>
-            <w:r>
-              <w:rPr>
-                <w:rFonts w:ascii="Times New Roman" w:hAnsi="Times New Roman" w:cs="Times New Roman"/>
-                <w:sz w:val="22"/>
-                <w:szCs w:val="20"/>
-              </w:rPr>
-              <w:t>GPU</w:t>
+              </w:rPr>
+              <w:t>GPS</w:t>
             </w:r>
           </w:p>
         </w:tc>
         <w:tc>
           <w:tcPr>
-            <w:tcW w:w="6760" w:type="dxa"/>
-            <w:tcBorders>
-              <w:top w:val="single" w:sz="4" w:space="0" w:color="888888"/>
-              <w:left w:val="single" w:sz="4" w:space="0" w:color="888888"/>
-              <w:bottom w:val="single" w:sz="4" w:space="0" w:color="888888"/>
-              <w:right w:val="single" w:sz="4" w:space="0" w:color="888888"/>
-            </w:tcBorders>
-            <w:shd w:val="clear" w:color="auto" w:fill="FFFFFF" w:themeFill="background1"/>
-            <w:tcMar>
-              <w:top w:w="60" w:type="dxa"/>
-              <w:left w:w="110" w:type="dxa"/>
-              <w:bottom w:w="60" w:type="dxa"/>
-              <w:right w:w="110" w:type="dxa"/>
-            </w:tcMar>
-            <w:vAlign w:val="center"/>
-            <w:hideMark/>
+            <w:tcW w:type="dxa" w:w="6760"/>
           </w:tcPr>
           <w:p>
-            <w:pPr>
+            <w:r>
               <w:rPr>
                 <w:rFonts w:ascii="Times New Roman" w:hAnsi="Times New Roman" w:cs="Times New Roman"/>
                 <w:sz w:val="22"/>
-                <w:szCs w:val="20"/>
-              </w:rPr>
-            </w:pPr>
-            <w:r>
-              <w:rPr>
-                <w:rFonts w:ascii="Times New Roman" w:hAnsi="Times New Roman" w:cs="Times New Roman"/>
-                <w:sz w:val="22"/>
-                <w:szCs w:val="20"/>
-              </w:rPr>
-              <w:t>Graphics Processing Unit</w:t>
+              </w:rPr>
+              <w:t>Global Positioning System</w:t>
             </w:r>
           </w:p>
         </w:tc>
@@ -4970,7 +4943,7 @@
                 <w:sz w:val="22"/>
                 <w:szCs w:val="20"/>
               </w:rPr>
-              <w:t>GUI</w:t>
+              <w:t>GPU</w:t>
             </w:r>
           </w:p>
         </w:tc>
@@ -5007,7 +4980,7 @@
                 <w:sz w:val="22"/>
                 <w:szCs w:val="20"/>
               </w:rPr>
-              <w:t>Graphical User Interface</w:t>
+              <w:t>Graphics Processing Unit</w:t>
             </w:r>
           </w:p>
         </w:tc>
@@ -5039,16 +5012,14 @@
                 <w:szCs w:val="20"/>
               </w:rPr>
             </w:pPr>
-            <w:proofErr w:type="spellStart"/>
             <w:r>
               <w:rPr>
                 <w:rFonts w:ascii="Times New Roman" w:hAnsi="Times New Roman" w:cs="Times New Roman"/>
                 <w:sz w:val="22"/>
                 <w:szCs w:val="20"/>
               </w:rPr>
-              <w:t>mAP</w:t>
-            </w:r>
-            <w:proofErr w:type="spellEnd"/>
+              <w:t>GUI</w:t>
+            </w:r>
           </w:p>
         </w:tc>
         <w:tc>
@@ -5084,7 +5055,37 @@
                 <w:sz w:val="22"/>
                 <w:szCs w:val="20"/>
               </w:rPr>
-              <w:t>mean Average Precision</w:t>
+              <w:t>Graphical User Interface</w:t>
+            </w:r>
+          </w:p>
+        </w:tc>
+      </w:tr>
+      <w:tr>
+        <w:tc>
+          <w:tcPr>
+            <w:tcW w:type="dxa" w:w="2600"/>
+          </w:tcPr>
+          <w:p>
+            <w:r>
+              <w:rPr>
+                <w:rFonts w:ascii="Times New Roman" w:hAnsi="Times New Roman" w:cs="Times New Roman"/>
+                <w:sz w:val="22"/>
+              </w:rPr>
+              <w:t>JWT</w:t>
+            </w:r>
+          </w:p>
+        </w:tc>
+        <w:tc>
+          <w:tcPr>
+            <w:tcW w:type="dxa" w:w="6760"/>
+          </w:tcPr>
+          <w:p>
+            <w:r>
+              <w:rPr>
+                <w:rFonts w:ascii="Times New Roman" w:hAnsi="Times New Roman" w:cs="Times New Roman"/>
+                <w:sz w:val="22"/>
+              </w:rPr>
+              <w:t>JSON Web Token</w:t>
             </w:r>
           </w:p>
         </w:tc>
@@ -5116,14 +5117,16 @@
                 <w:szCs w:val="20"/>
               </w:rPr>
             </w:pPr>
+            <w:proofErr w:type="spellStart"/>
             <w:r>
               <w:rPr>
                 <w:rFonts w:ascii="Times New Roman" w:hAnsi="Times New Roman" w:cs="Times New Roman"/>
                 <w:sz w:val="22"/>
                 <w:szCs w:val="20"/>
               </w:rPr>
-              <w:t>NMS</w:t>
-            </w:r>
+              <w:t>mAP</w:t>
+            </w:r>
+            <w:proofErr w:type="spellEnd"/>
           </w:p>
         </w:tc>
         <w:tc>
@@ -5159,7 +5162,7 @@
                 <w:sz w:val="22"/>
                 <w:szCs w:val="20"/>
               </w:rPr>
-              <w:t>Non-Maximum Suppression</w:t>
+              <w:t>mean Average Precision</w:t>
             </w:r>
           </w:p>
         </w:tc>
@@ -5197,7 +5200,7 @@
                 <w:sz w:val="22"/>
                 <w:szCs w:val="20"/>
               </w:rPr>
-              <w:t>ROI</w:t>
+              <w:t>NMS</w:t>
             </w:r>
           </w:p>
         </w:tc>
@@ -5234,7 +5237,7 @@
                 <w:sz w:val="22"/>
                 <w:szCs w:val="20"/>
               </w:rPr>
-              <w:t>Region of Interest</w:t>
+              <w:t>Non-Maximum Suppression</w:t>
             </w:r>
           </w:p>
         </w:tc>
@@ -5272,7 +5275,7 @@
                 <w:sz w:val="22"/>
                 <w:szCs w:val="20"/>
               </w:rPr>
-              <w:t>VLM</w:t>
+              <w:t>ROI</w:t>
             </w:r>
           </w:p>
         </w:tc>
@@ -5309,7 +5312,7 @@
                 <w:sz w:val="22"/>
                 <w:szCs w:val="20"/>
               </w:rPr>
-              <w:t>Vision-Language Model</w:t>
+              <w:t>Region of Interest</w:t>
             </w:r>
           </w:p>
         </w:tc>
@@ -5347,7 +5350,7 @@
                 <w:sz w:val="22"/>
                 <w:szCs w:val="20"/>
               </w:rPr>
-              <w:t>YOLO</w:t>
+              <w:t>VLM</w:t>
             </w:r>
           </w:p>
         </w:tc>
@@ -5384,6 +5387,81 @@
                 <w:sz w:val="22"/>
                 <w:szCs w:val="20"/>
               </w:rPr>
+              <w:t>Vision-Language Model</w:t>
+            </w:r>
+          </w:p>
+        </w:tc>
+      </w:tr>
+      <w:tr>
+        <w:tc>
+          <w:tcPr>
+            <w:tcW w:w="2600" w:type="dxa"/>
+            <w:tcBorders>
+              <w:top w:val="single" w:sz="4" w:space="0" w:color="888888"/>
+              <w:left w:val="single" w:sz="4" w:space="0" w:color="888888"/>
+              <w:bottom w:val="single" w:sz="4" w:space="0" w:color="888888"/>
+              <w:right w:val="single" w:sz="4" w:space="0" w:color="888888"/>
+            </w:tcBorders>
+            <w:tcMar>
+              <w:top w:w="60" w:type="dxa"/>
+              <w:left w:w="110" w:type="dxa"/>
+              <w:bottom w:w="60" w:type="dxa"/>
+              <w:right w:w="110" w:type="dxa"/>
+            </w:tcMar>
+            <w:vAlign w:val="center"/>
+            <w:hideMark/>
+          </w:tcPr>
+          <w:p>
+            <w:pPr>
+              <w:rPr>
+                <w:rFonts w:ascii="Times New Roman" w:hAnsi="Times New Roman" w:cs="Times New Roman"/>
+                <w:sz w:val="22"/>
+                <w:szCs w:val="20"/>
+              </w:rPr>
+            </w:pPr>
+            <w:r>
+              <w:rPr>
+                <w:rFonts w:ascii="Times New Roman" w:hAnsi="Times New Roman" w:cs="Times New Roman"/>
+                <w:sz w:val="22"/>
+                <w:szCs w:val="20"/>
+              </w:rPr>
+              <w:t>YOLO</w:t>
+            </w:r>
+          </w:p>
+        </w:tc>
+        <w:tc>
+          <w:tcPr>
+            <w:tcW w:w="6760" w:type="dxa"/>
+            <w:tcBorders>
+              <w:top w:val="single" w:sz="4" w:space="0" w:color="888888"/>
+              <w:left w:val="single" w:sz="4" w:space="0" w:color="888888"/>
+              <w:bottom w:val="single" w:sz="4" w:space="0" w:color="888888"/>
+              <w:right w:val="single" w:sz="4" w:space="0" w:color="888888"/>
+            </w:tcBorders>
+            <w:shd w:val="clear" w:color="auto" w:fill="FFFFFF" w:themeFill="background1"/>
+            <w:tcMar>
+              <w:top w:w="60" w:type="dxa"/>
+              <w:left w:w="110" w:type="dxa"/>
+              <w:bottom w:w="60" w:type="dxa"/>
+              <w:right w:w="110" w:type="dxa"/>
+            </w:tcMar>
+            <w:vAlign w:val="center"/>
+            <w:hideMark/>
+          </w:tcPr>
+          <w:p>
+            <w:pPr>
+              <w:rPr>
+                <w:rFonts w:ascii="Times New Roman" w:hAnsi="Times New Roman" w:cs="Times New Roman"/>
+                <w:sz w:val="22"/>
+                <w:szCs w:val="20"/>
+              </w:rPr>
+            </w:pPr>
+            <w:r>
+              <w:rPr>
+                <w:rFonts w:ascii="Times New Roman" w:hAnsi="Times New Roman" w:cs="Times New Roman"/>
+                <w:sz w:val="22"/>
+                <w:szCs w:val="20"/>
+              </w:rPr>
               <w:t>You Only Look Once</w:t>
             </w:r>
           </w:p>
@@ -5896,6 +5974,23 @@
     </w:p>
     <w:p>
       <w:pPr>
+        <w:pStyle w:val="ListParagraph"/>
+        <w:spacing w:line="360" w:lineRule="auto"/>
+        <w:jc w:val="both"/>
+        <w:numPr>
+          <w:ilvl w:val="0"/>
+          <w:numId w:val="13"/>
+        </w:numPr>
+      </w:pPr>
+      <w:r>
+        <w:rPr>
+          <w:rFonts w:ascii="Times New Roman" w:hAnsi="Times New Roman" w:cs="Times New Roman"/>
+        </w:rPr>
+        <w:t>To extend the system into a community-based response network, enabling residents to access alerts through a mobile application, view a shared community map, and report or validate suspicious activity among themselves.</w:t>
+      </w:r>
+    </w:p>
+    <w:p>
+      <w:pPr>
         <w:pStyle w:val="Heading2"/>
         <w:spacing w:line="360" w:lineRule="auto"/>
         <w:jc w:val="both"/>
@@ -6015,7 +6110,7 @@
         <w:jc w:val="both"/>
       </w:pPr>
       <w:r>
-        <w:t>Web dashboard for monitoring and notifications.</w:t>
+        <w:t>Web dashboard and mobile application for monitoring and notifications.</w:t>
       </w:r>
     </w:p>
     <w:p>
@@ -6030,6 +6125,57 @@
       </w:pPr>
       <w:r>
         <w:t>Reduced dependence on manual CCTV watching.</w:t>
+      </w:r>
+    </w:p>
+    <w:p>
+      <w:pPr>
+        <w:pStyle w:val="my-2"/>
+        <w:spacing w:line="360" w:lineRule="auto"/>
+        <w:jc w:val="both"/>
+        <w:numPr>
+          <w:ilvl w:val="0"/>
+          <w:numId w:val="9"/>
+        </w:numPr>
+      </w:pPr>
+      <w:r>
+        <w:rPr>
+          <w:rFonts w:ascii="Times New Roman" w:hAnsi="Times New Roman" w:cs="Times New Roman"/>
+        </w:rPr>
+        <w:t>Mobile application (React Native/Expo) providing residents and operators real-time access to alerts, the live camera feed, and system controls.</w:t>
+      </w:r>
+    </w:p>
+    <w:p>
+      <w:pPr>
+        <w:pStyle w:val="my-2"/>
+        <w:spacing w:line="360" w:lineRule="auto"/>
+        <w:jc w:val="both"/>
+        <w:numPr>
+          <w:ilvl w:val="0"/>
+          <w:numId w:val="9"/>
+        </w:numPr>
+      </w:pPr>
+      <w:r>
+        <w:rPr>
+          <w:rFonts w:ascii="Times New Roman" w:hAnsi="Times New Roman" w:cs="Times New Roman"/>
+        </w:rPr>
+        <w:t>Community-based peer reporting, with a shared map of member locations and owner-validated suspicious-activity reports.</w:t>
+      </w:r>
+    </w:p>
+    <w:p>
+      <w:pPr>
+        <w:pStyle w:val="my-2"/>
+        <w:spacing w:line="360" w:lineRule="auto"/>
+        <w:jc w:val="both"/>
+        <w:numPr>
+          <w:ilvl w:val="0"/>
+          <w:numId w:val="9"/>
+        </w:numPr>
+      </w:pPr>
+      <w:r>
+        <w:rPr>
+          <w:rFonts w:ascii="Times New Roman" w:hAnsi="Times New Roman" w:cs="Times New Roman"/>
+        </w:rPr>
+        <w:t>Community-wide alert notification through automatically generated message packets (screenshot, location, and alert details).</w:t>
       </w:r>
     </w:p>
     <w:p>
@@ -8673,31 +8819,14 @@
           <w:bCs/>
         </w:rPr>
       </w:pPr>
-      <w:r>
-        <w:rPr>
-          <w:rFonts w:ascii="Times New Roman" w:hAnsi="Times New Roman" w:cs="Times New Roman"/>
-          <w:b/>
-          <w:bCs/>
-        </w:rPr>
-        <w:t xml:space="preserve">Multi-Object Tracking- </w:t>
-      </w:r>
       <w:proofErr w:type="spellStart"/>
-      <w:r>
-        <w:rPr>
-          <w:rFonts w:ascii="Times New Roman" w:hAnsi="Times New Roman" w:cs="Times New Roman"/>
-          <w:b/>
-          <w:bCs/>
-        </w:rPr>
-        <w:t>ByteTrack</w:t>
-      </w:r>
       <w:proofErr w:type="spellEnd"/>
       <w:r>
         <w:rPr>
           <w:rFonts w:ascii="Times New Roman" w:hAnsi="Times New Roman" w:cs="Times New Roman"/>
           <w:b/>
-          <w:bCs/>
-        </w:rPr>
-        <w:t xml:space="preserve"> (Planned)</w:t>
+        </w:rPr>
+        <w:t>Multi-Object Tracking (Implemented)</w:t>
       </w:r>
     </w:p>
     <w:p>
@@ -8709,39 +8838,15 @@
           <w:rFonts w:ascii="Times New Roman" w:hAnsi="Times New Roman" w:cs="Times New Roman"/>
         </w:rPr>
       </w:pPr>
-      <w:r>
-        <w:rPr>
-          <w:rFonts w:ascii="Times New Roman" w:hAnsi="Times New Roman" w:cs="Times New Roman"/>
-        </w:rPr>
-        <w:t>For the remaining phase, a multi-object tracking algorithm (</w:t>
-      </w:r>
       <w:proofErr w:type="spellStart"/>
-      <w:r>
-        <w:rPr>
-          <w:rFonts w:ascii="Times New Roman" w:hAnsi="Times New Roman" w:cs="Times New Roman"/>
-        </w:rPr>
-        <w:t>ByteTrack</w:t>
-      </w:r>
       <w:proofErr w:type="spellEnd"/>
-      <w:r>
-        <w:rPr>
-          <w:rFonts w:ascii="Times New Roman" w:hAnsi="Times New Roman" w:cs="Times New Roman"/>
-        </w:rPr>
-        <w:t>) is planned. It associates detection boxes across consecutive frames using overlap (</w:t>
-      </w:r>
       <w:proofErr w:type="spellStart"/>
-      <w:r>
-        <w:rPr>
-          <w:rFonts w:ascii="Times New Roman" w:hAnsi="Times New Roman" w:cs="Times New Roman"/>
-        </w:rPr>
-        <w:t>IoU</w:t>
-      </w:r>
       <w:proofErr w:type="spellEnd"/>
       <w:r>
         <w:rPr>
           <w:rFonts w:ascii="Times New Roman" w:hAnsi="Times New Roman" w:cs="Times New Roman"/>
         </w:rPr>
-        <w:t>) and confidence, assigning a consistent identity to each object over time. This will enable behavior-over-time analysis such as loitering and dwell-time detection.</w:t>
+        <w:t>Multi-object tracking has since been implemented using Ultralytics’ built-in tracking API, which associates detection boxes across consecutive frames using overlap (IoU) and confidence to assign a consistent identity to each object over time. The default BoT-SORT tracker is used in place of the originally planned ByteTrack, since Ultralytics exposes tracking through an interchangeable tracker-configuration interface rather than a single fixed algorithm. Persistent per-person track IDs now drive an after-hours loitering and dwell-time detection rule in the context engine.</w:t>
       </w:r>
     </w:p>
     <w:p>
@@ -10308,6 +10413,12 @@
         </w:rPr>
         <w:t>The ER diagram of the proposed surveillance system consists of three main entities: USERS, EVENTS, and ALERTS. The USERS entity stores authentication details such as username, password, and role, which are used to control access to the system. The EVENTS entity stores contextual scheduling information, including the event date, name, time range, and expected crowd size, which helps the system interpret normal and abnormal activity. The ALERTS entity stores details of detected threats, such as timestamp, alert type, confidence score, and false alarm status. The relationships among these entities support user management, context-aware threat assessment, and alert review in an organized database structure.</w:t>
       </w:r>
+      <w:r>
+        <w:rPr>
+          <w:rFonts w:ascii="Times New Roman" w:hAnsi="Times New Roman" w:cs="Times New Roman"/>
+        </w:rPr>
+        <w:t xml:space="preserve"> The schema has since been extended to support the community-based mobile features: the USERS table gained a Resident role along with phone number and GPS coordinate fields, a new DEVICE_LOCATION table stores the admin-editable camera location, and a new PEER_REPORTS table records resident-to-resident reports and their owner-validation status; confirmed peer reports feed into the same ALERTS table used for AI-detected events.</w:t>
+      </w:r>
     </w:p>
     <w:p>
       <w:pPr>
@@ -10837,57 +10948,130 @@
     </w:p>
     <w:p>
       <w:pPr>
-        <w:spacing w:line="360" w:lineRule="auto"/>
-        <w:jc w:val="both"/>
-        <w:rPr>
-          <w:rFonts w:ascii="Times New Roman" w:hAnsi="Times New Roman" w:cs="Times New Roman"/>
-        </w:rPr>
-      </w:pPr>
-      <w:r>
-        <w:rPr>
-          <w:rFonts w:ascii="Times New Roman" w:hAnsi="Times New Roman" w:cs="Times New Roman"/>
-        </w:rPr>
-        <w:t>The system also uses Python</w:t>
-      </w:r>
-      <w:r>
-        <w:rPr>
-          <w:rFonts w:ascii="Times New Roman" w:hAnsi="Times New Roman" w:cs="Times New Roman"/>
-        </w:rPr>
-        <w:t>’</w:t>
-      </w:r>
-      <w:r>
-        <w:rPr>
-          <w:rFonts w:ascii="Times New Roman" w:hAnsi="Times New Roman" w:cs="Times New Roman"/>
-        </w:rPr>
-        <w:t xml:space="preserve">s built-in </w:t>
-      </w:r>
+        <w:pStyle w:val="ListParagraph"/>
+        <w:spacing w:line="360" w:lineRule="auto"/>
+        <w:jc w:val="both"/>
+        <w:numPr>
+          <w:ilvl w:val="0"/>
+          <w:numId w:val="4"/>
+        </w:numPr>
+      </w:pPr>
+      <w:r>
+        <w:rPr>
+          <w:rFonts w:ascii="Times New Roman" w:hAnsi="Times New Roman" w:cs="Times New Roman"/>
+          <w:b/>
+        </w:rPr>
+        <w:t>React Native (Expo):</w:t>
+      </w:r>
+      <w:r>
+        <w:rPr>
+          <w:rFonts w:ascii="Times New Roman" w:hAnsi="Times New Roman" w:cs="Times New Roman"/>
+        </w:rPr>
+        <w:t xml:space="preserve"> The cross-platform framework used to build the mobile application, providing live camera access, alerts, the community map, and peer-reporting features for Operators and Residents.</w:t>
+      </w:r>
+    </w:p>
+    <w:p>
+      <w:pPr>
+        <w:pStyle w:val="ListParagraph"/>
+        <w:spacing w:line="360" w:lineRule="auto"/>
+        <w:jc w:val="both"/>
+        <w:numPr>
+          <w:ilvl w:val="0"/>
+          <w:numId w:val="4"/>
+        </w:numPr>
+      </w:pPr>
+      <w:r>
+        <w:rPr>
+          <w:rFonts w:ascii="Times New Roman" w:hAnsi="Times New Roman" w:cs="Times New Roman"/>
+          <w:b/>
+        </w:rPr>
+        <w:t>Flask REST API with JWT Authentication:</w:t>
+      </w:r>
+      <w:r>
+        <w:rPr>
+          <w:rFonts w:ascii="Times New Roman" w:hAnsi="Times New Roman" w:cs="Times New Roman"/>
+        </w:rPr>
+        <w:t xml:space="preserve"> A token-based API layer, separate from the session-based web dashboard, that serves the mobile application, using PyJWT for authentication.</w:t>
+      </w:r>
+    </w:p>
+    <w:p>
+      <w:pPr>
+        <w:pStyle w:val="ListParagraph"/>
+        <w:spacing w:line="360" w:lineRule="auto"/>
+        <w:jc w:val="both"/>
+        <w:numPr>
+          <w:ilvl w:val="0"/>
+          <w:numId w:val="4"/>
+        </w:numPr>
+      </w:pPr>
+      <w:r>
+        <w:rPr>
+          <w:rFonts w:ascii="Times New Roman" w:hAnsi="Times New Roman" w:cs="Times New Roman"/>
+          <w:b/>
+        </w:rPr>
+        <w:t>Leaflet (via WebView):</w:t>
+      </w:r>
+      <w:r>
+        <w:rPr>
+          <w:rFonts w:ascii="Times New Roman" w:hAnsi="Times New Roman" w:cs="Times New Roman"/>
+        </w:rPr>
+        <w:t xml:space="preserve"> Used to render the interactive community map showing the camera device and resident locations inside the mobile application.</w:t>
+      </w:r>
+    </w:p>
+    <w:p>
+      <w:pPr>
+        <w:pStyle w:val="ListParagraph"/>
+        <w:spacing w:line="360" w:lineRule="auto"/>
+        <w:jc w:val="both"/>
+        <w:numPr>
+          <w:ilvl w:val="0"/>
+          <w:numId w:val="4"/>
+        </w:numPr>
+      </w:pPr>
+      <w:r>
+        <w:rPr>
+          <w:rFonts w:ascii="Times New Roman" w:hAnsi="Times New Roman" w:cs="Times New Roman"/>
+          <w:b/>
+        </w:rPr>
+        <w:t>Expo Notifications:</w:t>
+      </w:r>
+      <w:r>
+        <w:rPr>
+          <w:rFonts w:ascii="Times New Roman" w:hAnsi="Times New Roman" w:cs="Times New Roman"/>
+        </w:rPr>
+        <w:t xml:space="preserve"> Used to schedule local alert and peer-report notifications on the mobile device.</w:t>
+      </w:r>
+    </w:p>
+    <w:p>
+      <w:pPr>
+        <w:spacing w:line="360" w:lineRule="auto"/>
+        <w:jc w:val="both"/>
+        <w:rPr>
+          <w:rFonts w:ascii="Times New Roman" w:hAnsi="Times New Roman" w:cs="Times New Roman"/>
+        </w:rPr>
+      </w:pPr>
       <w:proofErr w:type="spellStart"/>
-      <w:r>
-        <w:rPr>
-          <w:rFonts w:ascii="Times New Roman" w:hAnsi="Times New Roman" w:cs="Times New Roman"/>
+      <w:proofErr w:type="spellEnd"/>
+      <w:proofErr w:type="spellStart"/>
+      <w:proofErr w:type="spellEnd"/>
+      <w:r>
+        <w:rPr>
+          <w:rFonts w:ascii="Times New Roman" w:hAnsi="Times New Roman" w:cs="Times New Roman"/>
+        </w:rPr>
+        <w:t xml:space="preserve">The system also uses Python’s built-in </w:t>
+      </w:r>
+      <w:r>
+        <w:rPr>
+          <w:rFonts w:ascii="Times New Roman" w:hAnsi="Times New Roman" w:cs="Times New Roman"/>
+          <w:i/>
         </w:rPr>
         <w:t>winsound</w:t>
       </w:r>
-      <w:proofErr w:type="spellEnd"/>
-      <w:r>
-        <w:rPr>
-          <w:rFonts w:ascii="Times New Roman" w:hAnsi="Times New Roman" w:cs="Times New Roman"/>
-        </w:rPr>
-        <w:t xml:space="preserve"> module to generate audible alerts. For the remaining phase of the project, additional tools are planned, including </w:t>
-      </w:r>
-      <w:proofErr w:type="spellStart"/>
-      <w:r>
-        <w:rPr>
-          <w:rFonts w:ascii="Times New Roman" w:hAnsi="Times New Roman" w:cs="Times New Roman"/>
-        </w:rPr>
-        <w:t>ByteTrack</w:t>
-      </w:r>
-      <w:proofErr w:type="spellEnd"/>
-      <w:r>
-        <w:rPr>
-          <w:rFonts w:ascii="Times New Roman" w:hAnsi="Times New Roman" w:cs="Times New Roman"/>
-        </w:rPr>
-        <w:t xml:space="preserve"> for multi-object tracking and a temporal (video-based) model for improved violence detection.</w:t>
+      <w:r>
+        <w:rPr>
+          <w:rFonts w:ascii="Times New Roman" w:hAnsi="Times New Roman" w:cs="Times New Roman"/>
+        </w:rPr>
+        <w:t xml:space="preserve"> module to generate audible alerts on the web dashboard. Remaining work focuses on hardening the mobile/community layer and improving weapon-detection robustness, as described in Section 4.2.</w:t>
       </w:r>
     </w:p>
     <w:p>
@@ -12207,6 +12391,84 @@
     </w:p>
     <w:p>
       <w:pPr>
+        <w:pStyle w:val="Heading2"/>
+        <w:spacing w:line="360" w:lineRule="auto"/>
+      </w:pPr>
+      <w:r>
+        <w:rPr>
+          <w:rFonts w:ascii="Times New Roman" w:hAnsi="Times New Roman" w:cs="Times New Roman"/>
+          <w:b/>
+          <w:sz w:val="28"/>
+        </w:rPr>
+        <w:t>3.11. Mobile Application and Community Network</w:t>
+      </w:r>
+    </w:p>
+    <w:p>
+      <w:pPr>
+        <w:spacing w:line="360" w:lineRule="auto"/>
+        <w:jc w:val="both"/>
+      </w:pPr>
+      <w:r>
+        <w:rPr>
+          <w:rFonts w:ascii="Times New Roman" w:hAnsi="Times New Roman" w:cs="Times New Roman"/>
+        </w:rPr>
+        <w:t>In its current form, the system extends beyond the original single-operator web dashboard into a mobile-first, community-based safety network. A React Native (Expo) mobile application communicates with a new JWT-authenticated Flask REST API that runs alongside the existing session-based web dashboard, exposing the same detection, alert, and event data as JSON for the mobile client. Three account roles are now supported: Admin and Operator, carried over from the original design, and a new Resident role representing community members who each hold their own login and a GPS-pinned location.</w:t>
+      </w:r>
+    </w:p>
+    <w:p>
+      <w:pPr>
+        <w:pStyle w:val="Heading3"/>
+        <w:spacing w:line="360" w:lineRule="auto"/>
+      </w:pPr>
+      <w:r>
+        <w:rPr>
+          <w:rFonts w:ascii="Times New Roman" w:hAnsi="Times New Roman" w:cs="Times New Roman"/>
+          <w:b/>
+          <w:sz w:val="26"/>
+        </w:rPr>
+        <w:t>3.11.1. Community Map and Peer Reporting</w:t>
+      </w:r>
+    </w:p>
+    <w:p>
+      <w:pPr>
+        <w:spacing w:line="360" w:lineRule="auto"/>
+        <w:jc w:val="both"/>
+      </w:pPr>
+      <w:r>
+        <w:rPr>
+          <w:rFonts w:ascii="Times New Roman" w:hAnsi="Times New Roman" w:cs="Times New Roman"/>
+        </w:rPr>
+        <w:t>The mobile application renders an interactive community map (built with Leaflet inside a WebView) showing the camera device and every resident’s pinned location. From this map, a resident can open a neighbor’s live camera view or file a peer report flagging suspicious activity near that neighbor’s location. A peer report does not become an alert on its own: the flagged resident must review and either dismiss it as a false alarm or confirm it through a dedicated validation screen. Confirmed peer reports are written into the same alerts table as AI-detected events, so the system now supports both machine-detected and human-reported threats through one unified triage workflow.</w:t>
+      </w:r>
+    </w:p>
+    <w:p>
+      <w:pPr>
+        <w:pStyle w:val="Heading3"/>
+        <w:spacing w:line="360" w:lineRule="auto"/>
+      </w:pPr>
+      <w:r>
+        <w:rPr>
+          <w:rFonts w:ascii="Times New Roman" w:hAnsi="Times New Roman" w:cs="Times New Roman"/>
+          <w:b/>
+          <w:sz w:val="26"/>
+        </w:rPr>
+        <w:t>3.11.2. Community Alert Notification</w:t>
+      </w:r>
+    </w:p>
+    <w:p>
+      <w:pPr>
+        <w:spacing w:line="360" w:lineRule="auto"/>
+        <w:jc w:val="both"/>
+      </w:pPr>
+      <w:r>
+        <w:rPr>
+          <w:rFonts w:ascii="Times New Roman" w:hAnsi="Times New Roman" w:cs="Times New Roman"/>
+        </w:rPr>
+        <w:t>When a threat is confirmed, either by the detection pipeline or by peer-report validation, a “Notify Community” action assembles a message packet consisting of the alert screenshot, the device’s GPS location, and the alert details, and distributes it to every resident by email. Within the app, an always-on alert badge and locally scheduled notifications keep residents aware of new alerts and pending peer reports without needing the dashboard open, moving the system from a single browser tab watched by one operator toward a shared, always-reachable community response channel. The original web dashboard remains available for administrative use, but new user-facing features are now built mobile-first.</w:t>
+      </w:r>
+    </w:p>
+    <w:p>
+      <w:pPr>
         <w:rPr>
           <w:rFonts w:ascii="Times New Roman" w:hAnsi="Times New Roman" w:cs="Times New Roman"/>
         </w:rPr>
@@ -12324,25 +12586,13 @@
           <w:rFonts w:ascii="Times New Roman" w:hAnsi="Times New Roman" w:cs="Times New Roman"/>
         </w:rPr>
       </w:pPr>
-      <w:r>
-        <w:rPr>
-          <w:rFonts w:ascii="Times New Roman" w:hAnsi="Times New Roman" w:cs="Times New Roman"/>
-        </w:rPr>
-        <w:t xml:space="preserve">Implemented person detection and multi-object tracking using </w:t>
-      </w:r>
       <w:proofErr w:type="spellStart"/>
-      <w:r>
-        <w:rPr>
-          <w:rFonts w:ascii="Times New Roman" w:hAnsi="Times New Roman" w:cs="Times New Roman"/>
-        </w:rPr>
-        <w:t>ByteTrack</w:t>
-      </w:r>
       <w:proofErr w:type="spellEnd"/>
       <w:r>
         <w:rPr>
           <w:rFonts w:ascii="Times New Roman" w:hAnsi="Times New Roman" w:cs="Times New Roman"/>
         </w:rPr>
-        <w:t xml:space="preserve"> to count people and track individuals across video frames. </w:t>
+        <w:t>Implemented person detection and multi-object tracking, using Ultralytics’ BoT-SORT tracker in place of the originally planned ByteTrack, to count people and track individuals across video frames.</w:t>
       </w:r>
     </w:p>
     <w:p>
@@ -12387,6 +12637,57 @@
     </w:p>
     <w:p>
       <w:pPr>
+        <w:pStyle w:val="ListParagraph"/>
+        <w:spacing w:line="360" w:lineRule="auto"/>
+        <w:jc w:val="both"/>
+        <w:numPr>
+          <w:ilvl w:val="0"/>
+          <w:numId w:val="12"/>
+        </w:numPr>
+      </w:pPr>
+      <w:r>
+        <w:rPr>
+          <w:rFonts w:ascii="Times New Roman" w:hAnsi="Times New Roman" w:cs="Times New Roman"/>
+        </w:rPr>
+        <w:t>Migrated the primary user interface to a React Native (Expo) mobile application backed by a JWT-authenticated REST API, adding a Resident role alongside Admin and Operator.</w:t>
+      </w:r>
+    </w:p>
+    <w:p>
+      <w:pPr>
+        <w:pStyle w:val="ListParagraph"/>
+        <w:spacing w:line="360" w:lineRule="auto"/>
+        <w:jc w:val="both"/>
+        <w:numPr>
+          <w:ilvl w:val="0"/>
+          <w:numId w:val="12"/>
+        </w:numPr>
+      </w:pPr>
+      <w:r>
+        <w:rPr>
+          <w:rFonts w:ascii="Times New Roman" w:hAnsi="Times New Roman" w:cs="Times New Roman"/>
+        </w:rPr>
+        <w:t>Implemented a community network layer: resident accounts with GPS-pinned locations, an interactive community map, peer-to-peer suspicious-activity reporting with owner validation, and automated community-wide alert notifications via generated message packets.</w:t>
+      </w:r>
+    </w:p>
+    <w:p>
+      <w:pPr>
+        <w:pStyle w:val="ListParagraph"/>
+        <w:spacing w:line="360" w:lineRule="auto"/>
+        <w:jc w:val="both"/>
+        <w:numPr>
+          <w:ilvl w:val="0"/>
+          <w:numId w:val="12"/>
+        </w:numPr>
+      </w:pPr>
+      <w:r>
+        <w:rPr>
+          <w:rFonts w:ascii="Times New Roman" w:hAnsi="Times New Roman" w:cs="Times New Roman"/>
+        </w:rPr>
+        <w:t>Added in-app alert badges and locally scheduled notifications for real-time awareness of alerts and peer reports across devices.</w:t>
+      </w:r>
+    </w:p>
+    <w:p>
+      <w:pPr>
         <w:pStyle w:val="Heading2"/>
         <w:spacing w:line="360" w:lineRule="auto"/>
         <w:rPr>
@@ -12470,6 +12771,57 @@
           <w:rFonts w:ascii="Times New Roman" w:hAnsi="Times New Roman" w:cs="Times New Roman"/>
         </w:rPr>
         <w:t>Deploy and test the system with live CCTV or IP camera input through RTSP for real world performance evaluation.</w:t>
+      </w:r>
+    </w:p>
+    <w:p>
+      <w:pPr>
+        <w:pStyle w:val="ListParagraph"/>
+        <w:spacing w:line="360" w:lineRule="auto"/>
+        <w:jc w:val="both"/>
+        <w:numPr>
+          <w:ilvl w:val="0"/>
+          <w:numId w:val="11"/>
+        </w:numPr>
+      </w:pPr>
+      <w:r>
+        <w:rPr>
+          <w:rFonts w:ascii="Times New Roman" w:hAnsi="Times New Roman" w:cs="Times New Roman"/>
+        </w:rPr>
+        <w:t>Add per-resident camera hardware so each member’s camera view in the mobile app reflects a real physical device rather than the current shared single-camera feed.</w:t>
+      </w:r>
+    </w:p>
+    <w:p>
+      <w:pPr>
+        <w:pStyle w:val="ListParagraph"/>
+        <w:spacing w:line="360" w:lineRule="auto"/>
+        <w:jc w:val="both"/>
+        <w:numPr>
+          <w:ilvl w:val="0"/>
+          <w:numId w:val="11"/>
+        </w:numPr>
+      </w:pPr>
+      <w:r>
+        <w:rPr>
+          <w:rFonts w:ascii="Times New Roman" w:hAnsi="Times New Roman" w:cs="Times New Roman"/>
+        </w:rPr>
+        <w:t>Extend the legacy Flask web dashboard, or retire it, so its feature set matches the community, mapping, and peer-reporting workflows already available in the mobile application.</w:t>
+      </w:r>
+    </w:p>
+    <w:p>
+      <w:pPr>
+        <w:pStyle w:val="ListParagraph"/>
+        <w:spacing w:line="360" w:lineRule="auto"/>
+        <w:jc w:val="both"/>
+        <w:numPr>
+          <w:ilvl w:val="0"/>
+          <w:numId w:val="11"/>
+        </w:numPr>
+      </w:pPr>
+      <w:r>
+        <w:rPr>
+          <w:rFonts w:ascii="Times New Roman" w:hAnsi="Times New Roman" w:cs="Times New Roman"/>
+        </w:rPr>
+        <w:t>Enable real OS-level push notifications outside of Expo Go via a custom development client build.</w:t>
       </w:r>
     </w:p>
     <w:p>
